--- a/resumes/platform-engineer/resume.docx
+++ b/resumes/platform-engineer/resume.docx
@@ -109,7 +109,7 @@
         <w:t xml:space="preserve">•  </w:t>
       </w:r>
       <w:r>
-        <w:t>Supported Kubernetes deployment of a nearly 20-service election-management platform to a self-managed data center.</w:t>
+        <w:t>Supported Kubernetes deployment of a nearly 25-service election-management platform to a self-managed data center.</w:t>
       </w:r>
     </w:p>
     <w:p>
@@ -303,7 +303,7 @@
         <w:t xml:space="preserve">•  </w:t>
       </w:r>
       <w:r>
-        <w:t>Support Kubernetes deployments to the organization's self-managed data center for an Election Management System built as nearly 20 microservices.</w:t>
+        <w:t>Support Kubernetes deployments to the organization's self-managed data center for an Election Management System built as nearly 25 microservices.</w:t>
       </w:r>
     </w:p>
     <w:p>

--- a/resumes/platform-engineer/resume.docx
+++ b/resumes/platform-engineer/resume.docx
@@ -58,7 +58,7 @@
           <w:color w:val="525860"/>
           <w:sz w:val="18"/>
         </w:rPr>
-        <w:t>LinkedIn: www.linkedin.com/in/sadmansobhan | Website: www.sadmansobhan.com</w:t>
+        <w:t>LinkedIn: www.linkedin.com/in/sadmansobhan | Website: www.sadmansobhan.com | GitHub: github.com/imran110219</w:t>
       </w:r>
     </w:p>
     <w:p>

--- a/resumes/platform-engineer/resume.docx
+++ b/resumes/platform-engineer/resume.docx
@@ -251,11 +251,6 @@
       </w:r>
       <w:r>
         <w:t>Security &amp; Delivery: Keycloak, Authentication, Authorization, Agile Development, Code Review, Stakeholder Collaboration</w:t>
-      </w:r>
-    </w:p>
-    <w:p>
-      <w:r>
-        <w:br w:type="page"/>
       </w:r>
     </w:p>
     <w:p>
@@ -526,7 +521,7 @@
         <w:keepLines/>
       </w:pPr>
       <w:r>
-        <w:t>Bachelor of Science in Computer Science and Engineering, Khulna University | 2011 - 2016</w:t>
+        <w:t>Khulna University | Bachelor of Science (B.Sc.) in Computer Science and Engineering | 2011–2016</w:t>
       </w:r>
     </w:p>
     <w:sectPr>

--- a/resumes/platform-engineer/resume.docx
+++ b/resumes/platform-engineer/resume.docx
@@ -298,7 +298,23 @@
         <w:t xml:space="preserve">•  </w:t>
       </w:r>
       <w:r>
-        <w:t>Support Kubernetes deployments to the organization's self-managed data center for an Election Management System built as nearly 25 microservices.</w:t>
+        <w:t>Supported Kubernetes deployments to the organization's self-managed data center for an Election Management System built as nearly 25 microservices.</w:t>
+      </w:r>
+    </w:p>
+    <w:p>
+      <w:pPr>
+        <w:spacing w:after="36" w:line="245" w:lineRule="auto"/>
+        <w:ind w:left="245" w:hanging="187"/>
+        <w:keepLines/>
+      </w:pPr>
+      <w:r>
+        <w:rPr>
+          <w:color w:val="1B375C"/>
+        </w:rPr>
+        <w:t xml:space="preserve">•  </w:t>
+      </w:r>
+      <w:r>
+        <w:t>Key technologies: Java, Spring Boot, Hibernate, REST APIs, Docker, Kubernetes, Keycloak.</w:t>
       </w:r>
     </w:p>
     <w:p>
@@ -346,7 +362,7 @@
         <w:t xml:space="preserve">•  </w:t>
       </w:r>
       <w:r>
-        <w:t>Contribute to grooming, planning, implementation guidance, and code reviews within a 30-person development team.</w:t>
+        <w:t>Led backend engineering activities, including task allocation, grooming, planning, implementation guidance, and code reviews within a 30-person development team.</w:t>
       </w:r>
     </w:p>
     <w:p>

--- a/resumes/platform-engineer/resume.docx
+++ b/resumes/platform-engineer/resume.docx
@@ -162,22 +162,6 @@
     </w:p>
     <w:p>
       <w:pPr>
-        <w:spacing w:after="36" w:line="245" w:lineRule="auto"/>
-        <w:ind w:left="245" w:hanging="187"/>
-        <w:keepLines/>
-      </w:pPr>
-      <w:r>
-        <w:rPr>
-          <w:color w:val="1B375C"/>
-        </w:rPr>
-        <w:t xml:space="preserve">•  </w:t>
-      </w:r>
-      <w:r>
-        <w:t>Contributed to production APIs with attention to correctness, observability, latency, and operational support.</w:t>
-      </w:r>
-    </w:p>
-    <w:p>
-      <w:pPr>
         <w:pStyle w:val="DesignedSection"/>
         <w:spacing w:before="140" w:after="60"/>
         <w:pBdr>
@@ -299,22 +283,6 @@
       </w:r>
       <w:r>
         <w:t>Supported Kubernetes deployments to the organization's self-managed data center for an Election Management System built as nearly 25 microservices.</w:t>
-      </w:r>
-    </w:p>
-    <w:p>
-      <w:pPr>
-        <w:spacing w:after="36" w:line="245" w:lineRule="auto"/>
-        <w:ind w:left="245" w:hanging="187"/>
-        <w:keepLines/>
-      </w:pPr>
-      <w:r>
-        <w:rPr>
-          <w:color w:val="1B375C"/>
-        </w:rPr>
-        <w:t xml:space="preserve">•  </w:t>
-      </w:r>
-      <w:r>
-        <w:t>Key technologies: Java, Spring Boot, Hibernate, REST APIs, Docker, Kubernetes, Keycloak.</w:t>
       </w:r>
     </w:p>
     <w:p>

--- a/resumes/platform-engineer/resume.docx
+++ b/resumes/platform-engineer/resume.docx
@@ -41,7 +41,7 @@
           <w:color w:val="525860"/>
           <w:sz w:val="18"/>
         </w:rPr>
-        <w:t>Dhaka, Bangladesh | +8801912070224 | imran110219@gmail.com</w:t>
+        <w:t>Dhaka, Bangladesh | Contact via LinkedIn</w:t>
       </w:r>
     </w:p>
     <w:p>
@@ -125,7 +125,7 @@
         <w:t xml:space="preserve">•  </w:t>
       </w:r>
       <w:r>
-        <w:t>Helped deliver an internal platform supporting 50,000 users alongside a public-facing application.</w:t>
+        <w:t>Helped deliver an internal platform reported to support 50,000 users alongside a public-facing application.</w:t>
       </w:r>
     </w:p>
     <w:p>
@@ -186,7 +186,7 @@
         <w:t xml:space="preserve">•  </w:t>
       </w:r>
       <w:r>
-        <w:t>Platform &amp; Operations: Kubernetes, Deployment, Operational Support, Logging, Alerting, Runbook Coverage</w:t>
+        <w:t>Platform &amp; Operations: Kubernetes Deployment Support, Dockerfiles, Deployment Troubleshooting, Operational Support</w:t>
       </w:r>
     </w:p>
     <w:p>
@@ -314,7 +314,7 @@
         <w:t xml:space="preserve">•  </w:t>
       </w:r>
       <w:r>
-        <w:t>Help deliver an internal system supporting 50,000 users and digitized election-result workflows previously dependent on paperwork and physical result delivery.</w:t>
+        <w:t>Contribute to delivery of an internal system reported to support 50,000 users and digitize election-result workflows previously dependent on paperwork and physical result delivery.</w:t>
       </w:r>
     </w:p>
     <w:p>
@@ -330,7 +330,7 @@
         <w:t xml:space="preserve">•  </w:t>
       </w:r>
       <w:r>
-        <w:t>Led backend engineering activities, including task allocation, grooming, planning, implementation guidance, and code reviews within a 30-person development team.</w:t>
+        <w:t>Lead backend engineering activities, including task allocation, grooming, planning, implementation guidance, and code reviews within a 30-person development team.</w:t>
       </w:r>
     </w:p>
     <w:p>
@@ -449,41 +449,6 @@
       </w:r>
       <w:r>
         <w:t>Implemented features and resolved defects while preserving data privacy and integrity in government-procurement workflows.</w:t>
-      </w:r>
-    </w:p>
-    <w:p>
-      <w:pPr>
-        <w:pStyle w:val="DesignedSubsection"/>
-        <w:spacing w:before="90" w:after="10"/>
-        <w:keepNext/>
-      </w:pPr>
-      <w:r>
-        <w:t>Jaliks Soft IT Limited - .NET Developer</w:t>
-      </w:r>
-    </w:p>
-    <w:p>
-      <w:pPr>
-        <w:spacing w:after="40"/>
-        <w:keepLines/>
-      </w:pPr>
-      <w:r>
-        <w:t>Khulna, Bangladesh | February 2016 - June 2016</w:t>
-      </w:r>
-    </w:p>
-    <w:p>
-      <w:pPr>
-        <w:spacing w:after="36" w:line="245" w:lineRule="auto"/>
-        <w:ind w:left="245" w:hanging="187"/>
-        <w:keepLines/>
-      </w:pPr>
-      <w:r>
-        <w:rPr>
-          <w:color w:val="1B375C"/>
-        </w:rPr>
-        <w:t xml:space="preserve">•  </w:t>
-      </w:r>
-      <w:r>
-        <w:t>Implemented features and resolved defects for a large-scale education application using ASP.NET, C#, and SQL Server.</w:t>
       </w:r>
     </w:p>
     <w:p>

--- a/resumes/platform-engineer/resume.docx
+++ b/resumes/platform-engineer/resume.docx
@@ -335,6 +335,22 @@
     </w:p>
     <w:p>
       <w:pPr>
+        <w:spacing w:after="36" w:line="245" w:lineRule="auto"/>
+        <w:ind w:left="245" w:hanging="187"/>
+        <w:keepLines/>
+      </w:pPr>
+      <w:r>
+        <w:rPr>
+          <w:color w:val="1B375C"/>
+        </w:rPr>
+        <w:t xml:space="preserve">•  </w:t>
+      </w:r>
+      <w:r>
+        <w:t>Contributed to approximately 30 deployments by writing Dockerfiles and diagnosing deployment failures in the organization's self-managed Kubernetes data center.</w:t>
+      </w:r>
+    </w:p>
+    <w:p>
+      <w:pPr>
         <w:pStyle w:val="DesignedSubsection"/>
         <w:spacing w:before="90" w:after="10"/>
         <w:keepNext/>
@@ -453,6 +469,57 @@
     </w:p>
     <w:p>
       <w:pPr>
+        <w:pStyle w:val="DesignedSubsection"/>
+        <w:spacing w:before="90" w:after="10"/>
+        <w:keepNext/>
+      </w:pPr>
+      <w:r>
+        <w:t>Jaliks Soft IT Limited - .NET Developer</w:t>
+      </w:r>
+    </w:p>
+    <w:p>
+      <w:pPr>
+        <w:spacing w:after="40"/>
+        <w:keepLines/>
+      </w:pPr>
+      <w:r>
+        <w:t>Khulna, Bangladesh | February 2016 - June 2016</w:t>
+      </w:r>
+    </w:p>
+    <w:p>
+      <w:pPr>
+        <w:spacing w:after="36" w:line="245" w:lineRule="auto"/>
+        <w:ind w:left="245" w:hanging="187"/>
+        <w:keepLines/>
+      </w:pPr>
+      <w:r>
+        <w:rPr>
+          <w:color w:val="1B375C"/>
+        </w:rPr>
+        <w:t xml:space="preserve">•  </w:t>
+      </w:r>
+      <w:r>
+        <w:t>Implemented features and resolved defects for a large-scale education application using ASP.NET, C#, and SQL Server.</w:t>
+      </w:r>
+    </w:p>
+    <w:p>
+      <w:pPr>
+        <w:spacing w:after="36" w:line="245" w:lineRule="auto"/>
+        <w:ind w:left="245" w:hanging="187"/>
+        <w:keepLines/>
+      </w:pPr>
+      <w:r>
+        <w:rPr>
+          <w:color w:val="1B375C"/>
+        </w:rPr>
+        <w:t xml:space="preserve">•  </w:t>
+      </w:r>
+      <w:r>
+        <w:t>Developed and maintained SQL Server database components, including stored procedures, triggers, and views.</w:t>
+      </w:r>
+    </w:p>
+    <w:p>
+      <w:pPr>
         <w:pStyle w:val="DesignedSection"/>
         <w:spacing w:before="140" w:after="60"/>
         <w:pBdr>
@@ -471,6 +538,51 @@
       </w:pPr>
       <w:r>
         <w:t>Khulna University | Bachelor of Science (B.Sc.) in Computer Science and Engineering | 2011–2016</w:t>
+      </w:r>
+    </w:p>
+    <w:p>
+      <w:pPr>
+        <w:pStyle w:val="DesignedSection"/>
+        <w:spacing w:before="140" w:after="60"/>
+        <w:pBdr>
+          <w:bottom w:val="single" w:sz="8" w:space="5" w:color="1B375C"/>
+        </w:pBdr>
+        <w:keepNext/>
+      </w:pPr>
+      <w:r>
+        <w:t>PUBLICATIONS</w:t>
+      </w:r>
+    </w:p>
+    <w:p>
+      <w:pPr>
+        <w:spacing w:after="36" w:line="245" w:lineRule="auto"/>
+        <w:ind w:left="245" w:hanging="187"/>
+        <w:keepLines/>
+      </w:pPr>
+      <w:r>
+        <w:rPr>
+          <w:color w:val="1B375C"/>
+        </w:rPr>
+        <w:t xml:space="preserve">•  </w:t>
+      </w:r>
+      <w:r>
+        <w:t>Temporal Relation Extraction using Apriori Algorithm — ICIEV, 2016</w:t>
+      </w:r>
+    </w:p>
+    <w:p>
+      <w:pPr>
+        <w:spacing w:after="36" w:line="245" w:lineRule="auto"/>
+        <w:ind w:left="245" w:hanging="187"/>
+        <w:keepLines/>
+      </w:pPr>
+      <w:r>
+        <w:rPr>
+          <w:color w:val="1B375C"/>
+        </w:rPr>
+        <w:t xml:space="preserve">•  </w:t>
+      </w:r>
+      <w:r>
+        <w:t>An Effective Attendance Monitoring System with Fraud Prevention Technique for Educational Institutions — International Journal of Engineering and Technology, 2018</w:t>
       </w:r>
     </w:p>
     <w:sectPr>

--- a/resumes/platform-engineer/resume.docx
+++ b/resumes/platform-engineer/resume.docx
@@ -263,6 +263,7 @@
     <w:p>
       <w:pPr>
         <w:spacing w:after="40"/>
+        <w:keepNext/>
         <w:keepLines/>
       </w:pPr>
       <w:r>
@@ -362,6 +363,7 @@
     <w:p>
       <w:pPr>
         <w:spacing w:after="40"/>
+        <w:keepNext/>
         <w:keepLines/>
       </w:pPr>
       <w:r>
@@ -429,6 +431,7 @@
     <w:p>
       <w:pPr>
         <w:spacing w:after="40"/>
+        <w:keepNext/>
         <w:keepLines/>
       </w:pPr>
       <w:r>
@@ -480,6 +483,7 @@
     <w:p>
       <w:pPr>
         <w:spacing w:after="40"/>
+        <w:keepNext/>
         <w:keepLines/>
       </w:pPr>
       <w:r>
@@ -499,7 +503,30 @@
         <w:t xml:space="preserve">•  </w:t>
       </w:r>
       <w:r>
-        <w:t>Implemented features and resolved defects for a large-scale education application using ASP.NET, C#, and SQL Server.</w:t>
+        <w:t>Implemented and maintained a large-scale education application using ASP.NET, C#, and SQL Server, including stored procedures, triggers, and views.</w:t>
+      </w:r>
+    </w:p>
+    <w:p>
+      <w:pPr>
+        <w:pStyle w:val="DesignedSection"/>
+        <w:spacing w:before="140" w:after="60"/>
+        <w:pBdr>
+          <w:bottom w:val="single" w:sz="8" w:space="5" w:color="1B375C"/>
+        </w:pBdr>
+        <w:keepNext/>
+      </w:pPr>
+      <w:r>
+        <w:t>PERSONAL PROJECTS</w:t>
+      </w:r>
+    </w:p>
+    <w:p>
+      <w:pPr>
+        <w:pStyle w:val="DesignedSubsection"/>
+        <w:spacing w:before="90" w:after="10"/>
+        <w:keepNext/>
+      </w:pPr>
+      <w:r>
+        <w:t>Open-Care | Java, Spring Boot, PostgreSQL, Next.js</w:t>
       </w:r>
     </w:p>
     <w:p>
@@ -515,7 +542,33 @@
         <w:t xml:space="preserve">•  </w:t>
       </w:r>
       <w:r>
-        <w:t>Developed and maintained SQL Server database components, including stored procedures, triggers, and views.</w:t>
+        <w:t>Lead contributor to an open-source healthcare-information platform; built a documented Spring Boot REST API with Redis, Keycloak authorization, MinIO, Liquibase, and Docker.</w:t>
+      </w:r>
+    </w:p>
+    <w:p>
+      <w:pPr>
+        <w:pStyle w:val="DesignedSubsection"/>
+        <w:spacing w:before="90" w:after="10"/>
+        <w:keepNext/>
+      </w:pPr>
+      <w:r>
+        <w:t>FactLens | Next.js, Strapi, PostgreSQL, Cloudflare</w:t>
+      </w:r>
+    </w:p>
+    <w:p>
+      <w:pPr>
+        <w:spacing w:after="36" w:line="245" w:lineRule="auto"/>
+        <w:ind w:left="245" w:hanging="187"/>
+        <w:keepLines/>
+      </w:pPr>
+      <w:r>
+        <w:rPr>
+          <w:color w:val="1B375C"/>
+        </w:rPr>
+        <w:t xml:space="preserve">•  </w:t>
+      </w:r>
+      <w:r>
+        <w:t>Built and deployed the full-stack editorial platform, including the frontend, Strapi backend and content APIs, PostgreSQL database, and Cloudflare file storage.</w:t>
       </w:r>
     </w:p>
     <w:p>
@@ -538,51 +591,6 @@
       </w:pPr>
       <w:r>
         <w:t>Khulna University | Bachelor of Science (B.Sc.) in Computer Science and Engineering | 2011–2016</w:t>
-      </w:r>
-    </w:p>
-    <w:p>
-      <w:pPr>
-        <w:pStyle w:val="DesignedSection"/>
-        <w:spacing w:before="140" w:after="60"/>
-        <w:pBdr>
-          <w:bottom w:val="single" w:sz="8" w:space="5" w:color="1B375C"/>
-        </w:pBdr>
-        <w:keepNext/>
-      </w:pPr>
-      <w:r>
-        <w:t>PUBLICATIONS</w:t>
-      </w:r>
-    </w:p>
-    <w:p>
-      <w:pPr>
-        <w:spacing w:after="36" w:line="245" w:lineRule="auto"/>
-        <w:ind w:left="245" w:hanging="187"/>
-        <w:keepLines/>
-      </w:pPr>
-      <w:r>
-        <w:rPr>
-          <w:color w:val="1B375C"/>
-        </w:rPr>
-        <w:t xml:space="preserve">•  </w:t>
-      </w:r>
-      <w:r>
-        <w:t>Temporal Relation Extraction using Apriori Algorithm — ICIEV, 2016</w:t>
-      </w:r>
-    </w:p>
-    <w:p>
-      <w:pPr>
-        <w:spacing w:after="36" w:line="245" w:lineRule="auto"/>
-        <w:ind w:left="245" w:hanging="187"/>
-        <w:keepLines/>
-      </w:pPr>
-      <w:r>
-        <w:rPr>
-          <w:color w:val="1B375C"/>
-        </w:rPr>
-        <w:t xml:space="preserve">•  </w:t>
-      </w:r>
-      <w:r>
-        <w:t>An Effective Attendance Monitoring System with Fraud Prevention Technique for Educational Institutions — International Journal of Engineering and Technology, 2018</w:t>
       </w:r>
     </w:p>
     <w:sectPr>

--- a/resumes/platform-engineer/resume.docx
+++ b/resumes/platform-engineer/resume.docx
@@ -186,7 +186,7 @@
         <w:t xml:space="preserve">•  </w:t>
       </w:r>
       <w:r>
-        <w:t>Platform &amp; Operations: Kubernetes Deployment Support, Dockerfiles, Deployment Troubleshooting, Operational Support</w:t>
+        <w:t>Platform &amp; Operations: Kubernetes Deployment Support, Dockerfiles, Nginx Configuration, CI/CD, GitHub Actions, Jenkins, Locust Load Testing, Deployment Troubleshooting, Operational Support</w:t>
       </w:r>
     </w:p>
     <w:p>
@@ -202,7 +202,7 @@
         <w:t xml:space="preserve">•  </w:t>
       </w:r>
       <w:r>
-        <w:t>Backend: Java, Spring Boot, Hibernate, REST APIs, Microservices</w:t>
+        <w:t>Backend: Java, Spring Boot, Hibernate, REST APIs, RabbitMQ, Microservices</w:t>
       </w:r>
     </w:p>
     <w:p>
@@ -352,6 +352,22 @@
     </w:p>
     <w:p>
       <w:pPr>
+        <w:spacing w:after="36" w:line="245" w:lineRule="auto"/>
+        <w:ind w:left="245" w:hanging="187"/>
+        <w:keepLines/>
+      </w:pPr>
+      <w:r>
+        <w:rPr>
+          <w:color w:val="1B375C"/>
+        </w:rPr>
+        <w:t xml:space="preserve">•  </w:t>
+      </w:r>
+      <w:r>
+        <w:t>Used RabbitMQ for election-management workflows and CI/CD pipelines, including GitHub Actions, across projects.</w:t>
+      </w:r>
+    </w:p>
+    <w:p>
+      <w:pPr>
         <w:pStyle w:val="DesignedSubsection"/>
         <w:spacing w:before="90" w:after="10"/>
         <w:keepNext/>
@@ -416,6 +432,22 @@
       </w:r>
       <w:r>
         <w:t>Supported a production system used by 2,500+ administrators, 1,000 invigilators, and 1,000 examinees, including registration and payment workflows for nearly 30,000 students.</w:t>
+      </w:r>
+    </w:p>
+    <w:p>
+      <w:pPr>
+        <w:spacing w:after="36" w:line="245" w:lineRule="auto"/>
+        <w:ind w:left="245" w:hanging="187"/>
+        <w:keepLines/>
+      </w:pPr>
+      <w:r>
+        <w:rPr>
+          <w:color w:val="1B375C"/>
+        </w:rPr>
+        <w:t xml:space="preserve">•  </w:t>
+      </w:r>
+      <w:r>
+        <w:t>Used Jenkins for CI/CD and Locust for load testing.</w:t>
       </w:r>
     </w:p>
     <w:p>

--- a/resumes/platform-engineer/resume.docx
+++ b/resumes/platform-engineer/resume.docx
@@ -363,7 +363,23 @@
         <w:t xml:space="preserve">•  </w:t>
       </w:r>
       <w:r>
-        <w:t>Used RabbitMQ for election-management workflows and CI/CD pipelines, including GitHub Actions, across projects.</w:t>
+        <w:t>Supported 15 weekly deployments during the three months preceding elections.</w:t>
+      </w:r>
+    </w:p>
+    <w:p>
+      <w:pPr>
+        <w:spacing w:after="36" w:line="245" w:lineRule="auto"/>
+        <w:ind w:left="245" w:hanging="187"/>
+        <w:keepLines/>
+      </w:pPr>
+      <w:r>
+        <w:rPr>
+          <w:color w:val="1B375C"/>
+        </w:rPr>
+        <w:t xml:space="preserve">•  </w:t>
+      </w:r>
+      <w:r>
+        <w:t>Configured SonarQube quality gates and Trivy dependency-vulnerability scanning in CI/CD, identifying and remediating critical and high-severity dependency vulnerabilities before release.</w:t>
       </w:r>
     </w:p>
     <w:p>

--- a/resumes/platform-engineer/resume.docx
+++ b/resumes/platform-engineer/resume.docx
@@ -363,7 +363,7 @@
         <w:t xml:space="preserve">•  </w:t>
       </w:r>
       <w:r>
-        <w:t>Supported 15 weekly deployments during the three months preceding elections.</w:t>
+        <w:t>Supported 15 production deployments during the three months preceding elections.</w:t>
       </w:r>
     </w:p>
     <w:p>

--- a/resumes/platform-engineer/resume.docx
+++ b/resumes/platform-engineer/resume.docx
@@ -41,7 +41,7 @@
           <w:color w:val="525860"/>
           <w:sz w:val="18"/>
         </w:rPr>
-        <w:t>Dhaka, Bangladesh | Contact via LinkedIn</w:t>
+        <w:t>Dhaka, Bangladesh | +8801912070224 | sadmansobhan@gmail.com</w:t>
       </w:r>
     </w:p>
     <w:p>
